--- a/Knowledge/3-Work knowledge/1-Software Engineering/1-Testing/4-Multi Sources/1-ISTQB Foundation Level/ISTQB_CTFL_Syllabus_v4.0.1/Source.docx
+++ b/Knowledge/3-Work knowledge/1-Software Engineering/1-Testing/4-Multi Sources/1-ISTQB Foundation Level/ISTQB_CTFL_Syllabus_v4.0.1/Source.docx
@@ -13,30 +13,20 @@
       <w:r>
         <w:rPr>
           <w:b/>
+        </w:rPr>
+        <w:t xml:space="preserve">* Source ID: </w:t>
+      </w:r>
+      <w:r>
+        <w:rPr>
           <w:bCs/>
         </w:rPr>
-        <w:t>* Download Name</w:t>
-      </w:r>
-      <w:r>
-        <w:t xml:space="preserve">: </w:t>
-      </w:r>
-      <w:r>
-        <w:t>[</w:t>
-      </w:r>
-      <w:r>
-        <w:t>ISTQB_CTFL_Syllabus_v4.0.1.pdf</w:t>
-      </w:r>
-      <w:r>
-        <w:t>]</w:t>
-      </w:r>
-      <w:r>
-        <w:t xml:space="preserve"> [</w:t>
-      </w:r>
-      <w:r>
-        <w:t>Multi Sources - ISTQB CTFL Syllabus</w:t>
-      </w:r>
-      <w:r>
-        <w:t>]</w:t>
+        <w:t>1</w:t>
+      </w:r>
+      <w:r>
+        <w:rPr>
+          <w:bCs/>
+        </w:rPr>
+        <w:t>57</w:t>
       </w:r>
       <w:r>
         <w:br/>
@@ -45,15 +35,11 @@
       <w:r>
         <w:rPr>
           <w:b/>
-          <w:bCs/>
-        </w:rPr>
-        <w:t>Download Type</w:t>
-      </w:r>
-      <w:r>
-        <w:t xml:space="preserve">: </w:t>
-      </w:r>
-      <w:r>
-        <w:t>Document</w:t>
+        </w:rPr>
+        <w:t>Content Title</w:t>
+      </w:r>
+      <w:r>
+        <w:t>: [ISTQB_CTFL_Syllabus_v4.0.1.pdf] [Multi Sources - ISTQB CTFL Syllabus]</w:t>
       </w:r>
       <w:r>
         <w:br/>
@@ -62,39 +48,37 @@
       <w:r>
         <w:rPr>
           <w:b/>
-          <w:bCs/>
-        </w:rPr>
-        <w:t>Source Type</w:t>
+        </w:rPr>
+        <w:t>Content Type</w:t>
+      </w:r>
+      <w:r>
+        <w:t>: Document</w:t>
+      </w:r>
+      <w:r>
+        <w:br/>
+        <w:t xml:space="preserve">* </w:t>
+      </w:r>
+      <w:r>
+        <w:rPr>
+          <w:b/>
+        </w:rPr>
+        <w:t>Domain</w:t>
       </w:r>
       <w:r>
         <w:t>: Educational</w:t>
       </w:r>
       <w:r>
         <w:br/>
-      </w:r>
-      <w:r>
         <w:t xml:space="preserve">* </w:t>
       </w:r>
       <w:r>
         <w:rPr>
           <w:b/>
-          <w:bCs/>
         </w:rPr>
         <w:t>Source Platform</w:t>
       </w:r>
       <w:r>
-        <w:t xml:space="preserve">: </w:t>
-      </w:r>
-      <w:r>
-        <w:t xml:space="preserve">Microsoft SharePoint – </w:t>
-      </w:r>
-      <w:proofErr w:type="spellStart"/>
-      <w:r>
-        <w:t>TapBack</w:t>
-      </w:r>
-      <w:proofErr w:type="spellEnd"/>
-      <w:r>
-        <w:t xml:space="preserve"> Club (https://tapbackclub-my.sharepoint.com)</w:t>
+        <w:t>: Microsoft SharePoint – TapBack Club (https://tapbackclub-my.sharepoint.com)</w:t>
       </w:r>
     </w:p>
     <w:p>
@@ -107,15 +91,11 @@
       <w:r>
         <w:rPr>
           <w:b/>
-          <w:bCs/>
-        </w:rPr>
-        <w:t>Download Source</w:t>
-      </w:r>
-      <w:r>
-        <w:t>:</w:t>
-      </w:r>
-      <w:r>
-        <w:t xml:space="preserve"> </w:t>
+        </w:rPr>
+        <w:t>Source Reference</w:t>
+      </w:r>
+      <w:r>
+        <w:t xml:space="preserve">: </w:t>
       </w:r>
       <w:hyperlink r:id="rId5" w:history="1">
         <w:r>
@@ -125,44 +105,29 @@
           <w:t>https://tapbackclub-my.sharepoint.com/:b:/g/personal/abdelrahman_gebril_tapback_club/EaqSjqOUnNRJvAx5hxYhxkYBvOFs887DMeoSEWAW0wawIQ?e=D9RFBM</w:t>
         </w:r>
       </w:hyperlink>
-      <w:r>
-        <w:t xml:space="preserve"> </w:t>
-      </w:r>
-      <w:r>
-        <w:br/>
-        <w:t xml:space="preserve">* </w:t>
-      </w:r>
-      <w:r>
-        <w:rPr>
-          <w:b/>
-          <w:bCs/>
-        </w:rPr>
-        <w:t>Download Server / Mirror:</w:t>
-      </w:r>
-      <w:r>
-        <w:t xml:space="preserve"> </w:t>
-      </w:r>
-      <w:r>
-        <w:t xml:space="preserve">https://tapbackclub-my.sharepoint.com [Microsoft SharePoint Online Server – </w:t>
-      </w:r>
-      <w:proofErr w:type="spellStart"/>
-      <w:r>
-        <w:t>TapBack</w:t>
-      </w:r>
-      <w:proofErr w:type="spellEnd"/>
-      <w:r>
-        <w:t xml:space="preserve"> Club Tenant]</w:t>
-      </w:r>
     </w:p>
     <w:p>
       <w:pPr>
         <w:pStyle w:val="ListParagraph"/>
+      </w:pPr>
+      <w:r>
+        <w:t xml:space="preserve">* </w:t>
+      </w:r>
+      <w:r>
         <w:rPr>
           <w:b/>
           <w:bCs/>
         </w:rPr>
-      </w:pPr>
-      <w:r>
+        <w:t>Source Type</w:t>
+      </w:r>
+      <w:r>
+        <w:t xml:space="preserve">: </w:t>
+      </w:r>
+      <w:r>
+        <w:t>Downloaded</w:t>
+      </w:r>
+      <w:r>
+        <w:br/>
         <w:t xml:space="preserve">* </w:t>
       </w:r>
       <w:r>
@@ -170,35 +135,57 @@
           <w:b/>
           <w:bCs/>
         </w:rPr>
-        <w:t>Download Method</w:t>
-      </w:r>
-      <w:r>
-        <w:t xml:space="preserve">: </w:t>
-      </w:r>
-      <w:r>
-        <w:t>Application: Microsoft Teams (https://www.microsoft.com/microsoft-teams) [Used to download the shared file directly from a Teams channel / chat linked to SharePoint storage]</w:t>
-      </w:r>
-      <w:r>
-        <w:br/>
-      </w:r>
+        <w:t>Source Nature:</w:t>
+      </w:r>
+      <w:r>
+        <w:t xml:space="preserve"> </w:t>
+      </w:r>
+      <w:r>
+        <w:t>D</w:t>
+      </w:r>
+      <w:r>
+        <w:t>igital</w:t>
+      </w:r>
+      <w:r>
+        <w:t xml:space="preserve"> </w:t>
+      </w:r>
+    </w:p>
+    <w:p>
+      <w:pPr>
+        <w:pStyle w:val="ListParagraph"/>
+      </w:pPr>
       <w:r>
         <w:t xml:space="preserve">* </w:t>
       </w:r>
       <w:r>
+        <w:rPr>
+          <w:b/>
+        </w:rPr>
+        <w:t>Storage Host</w:t>
+      </w:r>
+      <w:r>
+        <w:t>: https://tapbackclub-my.sharepoint.com [Microsoft SharePoint Online Server – TapBack Club Tenant]</w:t>
+      </w:r>
+    </w:p>
+    <w:p>
+      <w:pPr>
+        <w:pStyle w:val="ListParagraph"/>
         <w:rPr>
           <w:b/>
           <w:bCs/>
         </w:rPr>
-        <w:t>Download Format</w:t>
-      </w:r>
-      <w:r>
-        <w:t xml:space="preserve">: </w:t>
-      </w:r>
-      <w:r>
-        <w:t>.</w:t>
-      </w:r>
-      <w:r>
-        <w:t>PDF</w:t>
+      </w:pPr>
+      <w:r>
+        <w:t xml:space="preserve">* </w:t>
+      </w:r>
+      <w:r>
+        <w:rPr>
+          <w:b/>
+        </w:rPr>
+        <w:t>Acquisition Method</w:t>
+      </w:r>
+      <w:r>
+        <w:t>: Application: Microsoft Teams (https://www.microsoft.com/microsoft-teams) [Used to download the shared file directly from a Teams channel / chat linked to SharePoint storage]</w:t>
       </w:r>
       <w:r>
         <w:br/>
@@ -207,15 +194,11 @@
       <w:r>
         <w:rPr>
           <w:b/>
-          <w:bCs/>
-        </w:rPr>
-        <w:t>Download Quality</w:t>
-      </w:r>
-      <w:r>
-        <w:t xml:space="preserve">: </w:t>
-      </w:r>
-      <w:r>
-        <w:t>High</w:t>
+        </w:rPr>
+        <w:t>File Format</w:t>
+      </w:r>
+      <w:r>
+        <w:t>: .PDF</w:t>
       </w:r>
       <w:r>
         <w:br/>
@@ -224,15 +207,11 @@
       <w:r>
         <w:rPr>
           <w:b/>
-          <w:bCs/>
-        </w:rPr>
-        <w:t>Download Date</w:t>
-      </w:r>
-      <w:r>
-        <w:t xml:space="preserve">: </w:t>
-      </w:r>
-      <w:r>
-        <w:t>08/31/2025</w:t>
+        </w:rPr>
+        <w:t>Content Quality</w:t>
+      </w:r>
+      <w:r>
+        <w:t>: High</w:t>
       </w:r>
       <w:r>
         <w:br/>
@@ -241,163 +220,37 @@
       <w:r>
         <w:rPr>
           <w:b/>
-          <w:bCs/>
-        </w:rPr>
-        <w:t>Saved Location</w:t>
-      </w:r>
-      <w:r>
-        <w:t xml:space="preserve">: </w:t>
-      </w:r>
-      <w:proofErr w:type="spellStart"/>
-      <w:r>
-        <w:t>StorageType</w:t>
-      </w:r>
-      <w:proofErr w:type="spellEnd"/>
-      <w:r>
-        <w:t xml:space="preserve">: Cloud -&gt; Platform: GitHub -&gt; Account: </w:t>
-      </w:r>
-      <w:proofErr w:type="spellStart"/>
-      <w:r>
-        <w:t>topicsscience</w:t>
-      </w:r>
-      <w:proofErr w:type="spellEnd"/>
-      <w:r>
-        <w:t xml:space="preserve"> -&gt; Repository: </w:t>
-      </w:r>
-      <w:proofErr w:type="spellStart"/>
-      <w:r>
-        <w:t>kingdomheartsknowledge</w:t>
-      </w:r>
-      <w:proofErr w:type="spellEnd"/>
-      <w:r>
-        <w:t xml:space="preserve"> -&gt; Path: Knowledge/3-Work knowledge/1-Software Engineering/1-Testing/..</w:t>
+        </w:rPr>
+        <w:t>Acquisition Date</w:t>
+      </w:r>
+      <w:r>
+        <w:t>: 08/31/2025</w:t>
       </w:r>
       <w:r>
         <w:br/>
-      </w:r>
-      <w:r>
         <w:t xml:space="preserve">* </w:t>
       </w:r>
       <w:r>
         <w:rPr>
           <w:b/>
-          <w:bCs/>
-        </w:rPr>
-        <w:t xml:space="preserve">Notes: </w:t>
+        </w:rPr>
+        <w:t>Storage Location</w:t>
+      </w:r>
+      <w:r>
+        <w:t>: StorageType: Cloud -&gt; Platform: GitHub -&gt; Account: topicsscience -&gt; Repository: kingdomheartsknowledge -&gt; Path: Knowledge/3-Work knowledge/1-Software Engineering/1-Testing/..</w:t>
+      </w:r>
+      <w:r>
+        <w:br/>
+        <w:t xml:space="preserve">* </w:t>
       </w:r>
       <w:r>
         <w:rPr>
           <w:b/>
-          <w:bCs/>
-        </w:rPr>
-        <w:t xml:space="preserve">[Sent From </w:t>
-      </w:r>
-      <w:r>
-        <w:rPr>
-          <w:b/>
-          <w:bCs/>
-        </w:rPr>
-        <w:t>Abdelrahman Gebril</w:t>
-      </w:r>
-      <w:r>
-        <w:rPr>
-          <w:b/>
-          <w:bCs/>
-        </w:rPr>
-        <w:t xml:space="preserve"> </w:t>
-      </w:r>
-      <w:r>
-        <w:rPr>
-          <w:b/>
-          <w:bCs/>
-        </w:rPr>
-        <w:t xml:space="preserve">in </w:t>
-      </w:r>
-      <w:r>
-        <w:rPr>
-          <w:b/>
-          <w:bCs/>
-        </w:rPr>
-        <w:t xml:space="preserve">Microsoft Teams </w:t>
-      </w:r>
-      <w:r>
-        <w:rPr>
-          <w:b/>
-          <w:bCs/>
-        </w:rPr>
-        <w:t xml:space="preserve">at </w:t>
-      </w:r>
-      <w:r>
-        <w:rPr>
-          <w:b/>
-          <w:bCs/>
-        </w:rPr>
-        <w:t>Sunday 9:31 PM</w:t>
-      </w:r>
-      <w:r>
-        <w:rPr>
-          <w:b/>
-          <w:bCs/>
-        </w:rPr>
-        <w:t xml:space="preserve"> (is one from team member</w:t>
-      </w:r>
-      <w:r>
-        <w:rPr>
-          <w:b/>
-          <w:bCs/>
-        </w:rPr>
-        <w:t>s</w:t>
-      </w:r>
-      <w:r>
-        <w:rPr>
-          <w:b/>
-          <w:bCs/>
-        </w:rPr>
-        <w:t xml:space="preserve"> of</w:t>
-      </w:r>
-      <w:r>
-        <w:rPr>
-          <w:b/>
-          <w:bCs/>
-        </w:rPr>
-        <w:t xml:space="preserve"> </w:t>
-      </w:r>
-      <w:r>
-        <w:rPr>
-          <w:b/>
-          <w:bCs/>
-        </w:rPr>
-        <w:t>QA Team</w:t>
-      </w:r>
-      <w:r>
-        <w:rPr>
-          <w:b/>
-          <w:bCs/>
-        </w:rPr>
-        <w:t xml:space="preserve"> of </w:t>
-      </w:r>
-      <w:r>
-        <w:rPr>
-          <w:b/>
-          <w:bCs/>
-        </w:rPr>
-        <w:t xml:space="preserve">Islam </w:t>
-      </w:r>
-      <w:proofErr w:type="spellStart"/>
-      <w:r>
-        <w:rPr>
-          <w:b/>
-          <w:bCs/>
-        </w:rPr>
-        <w:t>Menshawy</w:t>
-      </w:r>
-      <w:proofErr w:type="spellEnd"/>
-      <w:r>
-        <w:rPr>
-          <w:b/>
-          <w:bCs/>
-        </w:rPr>
-        <w:t>)]</w:t>
+        </w:rPr>
+        <w:t>Notes</w:t>
+      </w:r>
+      <w:r>
+        <w:t>: [Sent From Abdelrahman Gebril in Microsoft Teams at Sunday 9:31 PM (is one from team members of QA Team of Islam Menshawy)]</w:t>
       </w:r>
     </w:p>
     <w:p/>
